--- a/dist/resume-full.docx
+++ b/dist/resume-full.docx
@@ -1122,7 +1122,13 @@
           <w:b/>
           <w:bCs/>
         </w:rPr>
-        <w:t xml:space="preserve">ROSCon 2025 Singapore (Intrinsic / Open Robotics)</w:t>
+        <w:t xml:space="preserve">ROSCon Singapore 2025 (Open Robotics) — Volunteer</w:t>
+      </w:r>
+      <w:r>
+        <w:br/>
+      </w:r>
+      <w:r>
+        <w:t xml:space="preserve">Oct 2025</w:t>
       </w:r>
     </w:p>
     <w:p>
@@ -1134,7 +1140,7 @@
         </w:numPr>
       </w:pPr>
       <w:r>
-        <w:t xml:space="preserve">Supported event operations, contributing to attendee experience, workshops, and logistics.</w:t>
+        <w:t xml:space="preserve">Supported event operations, workshops, logistics, and attendee experience at ROSCon Singapore 2025, the annual ROS developer conference.</w:t>
       </w:r>
     </w:p>
     <w:p>

--- a/dist/resume-full.docx
+++ b/dist/resume-full.docx
@@ -40,7 +40,13 @@
           <w:b/>
           <w:bCs/>
         </w:rPr>
-        <w:t xml:space="preserve">Machine Learning &amp; Fullstack Engineer (Intern), KLASS Engineering and Solutions</w:t>
+        <w:t xml:space="preserve">KLASS Engineering and Solutions</w:t>
+      </w:r>
+      <w:r>
+        <w:br/>
+      </w:r>
+      <w:r>
+        <w:t xml:space="preserve">Machine Learning &amp; Fullstack Engineer (Intern)</w:t>
       </w:r>
       <w:r>
         <w:br/>
@@ -58,7 +64,7 @@
         </w:numPr>
       </w:pPr>
       <w:r>
-        <w:t xml:space="preserve">Reproduced and benchmarked state-of-the-art AI-generated video and audio detectors (NSG-VD, D3, ReStraV, SpeechForensics) on SLURM-based HPC, achieving 90.03 AUROC on the NSG-VD replication.</w:t>
+        <w:t xml:space="preserve">Reproduced and benchmarked state-of-the-art AI-generated video and audio detectors (NSG-VD, D3, ReStraV, SpeechForensics) on SLURM-based HPC to assess detection capability against AI-generated media as a public-safety threat, achieving 90.03 AUROC on the NSG-VD replication.</w:t>
       </w:r>
     </w:p>
     <w:p>
@@ -70,7 +76,7 @@
         </w:numPr>
       </w:pPr>
       <w:r>
-        <w:t xml:space="preserve">Integrated optical flow (RAFT), segmentation (SAM 2), and point-tracking (CoTracker) algorithms to analyze physical motion derivatives in video sequences for mission-critical data.</w:t>
+        <w:t xml:space="preserve">Ran ablation studies integrating optical flow (RAFT), segmentation (SAM 2), and point tracking (CoTracker) to test whether physical-motion signals in video sequences can distinguish AI-generated content, finding mixed evidence of a usable signal.</w:t>
       </w:r>
     </w:p>
     <w:p>
@@ -82,7 +88,7 @@
         </w:numPr>
       </w:pPr>
       <w:r>
-        <w:t xml:space="preserve">Engineered a data generation pipeline chaining video extension (Wan2.2), voice cloning (Chatterbox), and lip-synchronization (LatentSync) models to curate a balanced 1,200-video benchmark dataset.</w:t>
+        <w:t xml:space="preserve">Engineered a data generation pipeline chaining video extension (Wan2.2), voice cloning (Chatterbox), and lip-sync (LatentSync) models to curate a balanced 1,200-video real/fake dataset, used to compare all four detectors consistently and to test models at small scale before committing larger compute.</w:t>
       </w:r>
     </w:p>
     <w:p>
@@ -106,7 +112,7 @@
         </w:numPr>
       </w:pPr>
       <w:r>
-        <w:t xml:space="preserve">Managed GPU-accelerated experimentation on shared SLURM clusters (NVIDIA H200 nodes) via Docker containers, running sanity-check protocols on custom validation splits before committing cluster time to full-scale benchmarking runs.</w:t>
+        <w:t xml:space="preserve">Managed GPU-accelerated experimentation on shared SLURM clusters (NVIDIA H200 nodes) via Docker containers, running sanity-check protocols on custom validation splits that caught pipeline errors before committing to training and synthetic-deepfake generation runs of up to 5 hours each.</w:t>
       </w:r>
     </w:p>
     <w:p>
@@ -118,7 +124,7 @@
         </w:numPr>
       </w:pPr>
       <w:r>
-        <w:t xml:space="preserve">Built React frontend components and FastAPI backend services with WebSockets for real-time streaming responses, deploying multi-model AI endpoints for an internal AI chatbot platform.</w:t>
+        <w:t xml:space="preserve">Built React frontend components and FastAPI backend services with WebSockets for real-time streaming responses, deploying multi-model AI endpoints for a company-wide internal AI chatbot platform that gave staff a secure alternative to public AI tools, with search across internal documents.</w:t>
       </w:r>
     </w:p>
     <w:p>
@@ -130,7 +136,13 @@
           <w:b/>
           <w:bCs/>
         </w:rPr>
-        <w:t xml:space="preserve">Student Research Engineer, Singapore Institute of Technology (SIT)</w:t>
+        <w:t xml:space="preserve">Singapore Institute of Technology (SIT)</w:t>
+      </w:r>
+      <w:r>
+        <w:br/>
+      </w:r>
+      <w:r>
+        <w:t xml:space="preserve">Student Research Engineer</w:t>
       </w:r>
       <w:r>
         <w:br/>
@@ -148,7 +160,7 @@
         </w:numPr>
       </w:pPr>
       <w:r>
-        <w:t xml:space="preserve">Designed and built an experimental temperature chamber simulating human body heat signatures and extreme physical environments for faculty-led embodied AI and robotics hardware testing.</w:t>
+        <w:t xml:space="preserve">Designed and built a temperature-controlled enclosure around a compression testing machine for faculty research on how foods behave during chewing, defining the electrical architecture and selecting components before handing the completed chamber over to the research team.</w:t>
       </w:r>
     </w:p>
     <w:p>
@@ -160,19 +172,7 @@
         </w:numPr>
       </w:pPr>
       <w:r>
-        <w:t xml:space="preserve">Engineered a closed-loop, thermistor-based IoT control system to hold chamber temperature at setpoint, enabling high-fidelity data collection.</w:t>
-      </w:r>
-    </w:p>
-    <w:p>
-      <w:pPr>
-        <w:pStyle w:val="Compact"/>
-        <w:numPr>
-          <w:ilvl w:val="0"/>
-          <w:numId w:val="1002"/>
-        </w:numPr>
-      </w:pPr>
-      <w:r>
-        <w:t xml:space="preserve">Established repeatable testing and data collection protocols for faculty-led embodied AI and robotics hardware projects.</w:t>
+        <w:t xml:space="preserve">Engineered closed-loop temperature control with a thermistor and standalone temperature controller, holding the chamber within ±2 °C of a 37 °C body-temperature setpoint for consistent test conditions.</w:t>
       </w:r>
     </w:p>
     <w:p>
@@ -184,7 +184,687 @@
           <w:b/>
           <w:bCs/>
         </w:rPr>
-        <w:t xml:space="preserve">Research Assistant (Full Time / Volunteer), SUTD – ROAR Lab</w:t>
+        <w:t xml:space="preserve">SUTD – ROAR Lab</w:t>
+      </w:r>
+      <w:r>
+        <w:br/>
+      </w:r>
+      <w:r>
+        <w:t xml:space="preserve">Research Assistant</w:t>
+      </w:r>
+      <w:r>
+        <w:br/>
+      </w:r>
+      <w:r>
+        <w:t xml:space="preserve">Aug 2022 – May 2024 (Volunteer until Nov 2022, Full Time thereafter)</w:t>
+      </w:r>
+    </w:p>
+    <w:p>
+      <w:pPr>
+        <w:pStyle w:val="Compact"/>
+        <w:numPr>
+          <w:ilvl w:val="0"/>
+          <w:numId w:val="1003"/>
+        </w:numPr>
+      </w:pPr>
+      <w:r>
+        <w:t xml:space="preserve">Led the design of Panthera’s intelligent lighting control system to signal the autonomous vehicle’s intent to pedestrians and meet testing safety requirements, running a rosserial node on an Arduino under an RTOS that mapped cmd_vel, IMU, and vehicle-state topics to turn, warning, and hazard signals; the platform passed T1 autonomous testing at CETRAN.</w:t>
+      </w:r>
+    </w:p>
+    <w:p>
+      <w:pPr>
+        <w:pStyle w:val="Compact"/>
+        <w:numPr>
+          <w:ilvl w:val="0"/>
+          <w:numId w:val="1003"/>
+        </w:numPr>
+      </w:pPr>
+      <w:r>
+        <w:t xml:space="preserve">Wired and integrated the 3D LiDAR used for Panthera’s obstacle detection, mapping, and localization, verifying sensor output through depth-map visualization, and supported the vehicle through its T1 autonomous field testing.</w:t>
+      </w:r>
+    </w:p>
+    <w:p>
+      <w:pPr>
+        <w:pStyle w:val="Compact"/>
+        <w:numPr>
+          <w:ilvl w:val="0"/>
+          <w:numId w:val="1003"/>
+        </w:numPr>
+      </w:pPr>
+      <w:r>
+        <w:t xml:space="preserve">Explored predictive safety for a stair-climbing robot by training and evaluating Long Short-Term Memory (LSTM) networks on its sensor time-series data, showing that fall risk could be predicted.</w:t>
+      </w:r>
+    </w:p>
+    <w:p>
+      <w:pPr>
+        <w:pStyle w:val="EntryHeader"/>
+      </w:pPr>
+      <w:r>
+        <w:rPr>
+          <w:b/>
+          <w:bCs/>
+        </w:rPr>
+        <w:t xml:space="preserve">Singapore Police Force – Protective Security Command</w:t>
+      </w:r>
+      <w:r>
+        <w:br/>
+      </w:r>
+      <w:r>
+        <w:t xml:space="preserve">Trooper &amp; Armourer</w:t>
+      </w:r>
+      <w:r>
+        <w:br/>
+      </w:r>
+      <w:r>
+        <w:t xml:space="preserve">Jan 2021 – Nov 2022 (Full-Time National Service)</w:t>
+      </w:r>
+    </w:p>
+    <w:p>
+      <w:pPr>
+        <w:pStyle w:val="Compact"/>
+        <w:numPr>
+          <w:ilvl w:val="0"/>
+          <w:numId w:val="1004"/>
+        </w:numPr>
+      </w:pPr>
+      <w:r>
+        <w:t xml:space="preserve">Performed protective security duties within a deployed team at strategic locations and major national events, operating under strict standard operating procedures across 22 months of full-time service.</w:t>
+      </w:r>
+    </w:p>
+    <w:p>
+      <w:pPr>
+        <w:pStyle w:val="Compact"/>
+        <w:numPr>
+          <w:ilvl w:val="0"/>
+          <w:numId w:val="1004"/>
+        </w:numPr>
+      </w:pPr>
+      <w:r>
+        <w:t xml:space="preserve">Served as unit Armourer alongside trooper duties, managing the issuance, return, and accountability of arms and equipment with zero discrepancies, and maintaining audit-ready records under regulated inventory procedures.</w:t>
+      </w:r>
+    </w:p>
+    <w:p>
+      <w:pPr>
+        <w:pStyle w:val="EntryHeader"/>
+      </w:pPr>
+      <w:r>
+        <w:rPr>
+          <w:b/>
+          <w:bCs/>
+        </w:rPr>
+        <w:t xml:space="preserve">SOLUSTAR</w:t>
+      </w:r>
+      <w:r>
+        <w:br/>
+      </w:r>
+      <w:r>
+        <w:t xml:space="preserve">Robotics Engineer Intern (Unpaid, Part Time)</w:t>
+      </w:r>
+      <w:r>
+        <w:br/>
+      </w:r>
+      <w:r>
+        <w:t xml:space="preserve">May 2022 – Aug 2022</w:t>
+      </w:r>
+    </w:p>
+    <w:p>
+      <w:pPr>
+        <w:pStyle w:val="Compact"/>
+        <w:numPr>
+          <w:ilvl w:val="0"/>
+          <w:numId w:val="1005"/>
+        </w:numPr>
+      </w:pPr>
+      <w:r>
+        <w:t xml:space="preserve">Designed and debugged PCBs and circuitry for a disinfectant robot, bringing the boards into a working prototype.</w:t>
+      </w:r>
+    </w:p>
+    <w:p>
+      <w:pPr>
+        <w:pStyle w:val="Compact"/>
+        <w:numPr>
+          <w:ilvl w:val="0"/>
+          <w:numId w:val="1005"/>
+        </w:numPr>
+      </w:pPr>
+      <w:r>
+        <w:t xml:space="preserve">Restored non-functional 3D printers to working order through hardware maintenance and custom Marlin firmware development in C++.</w:t>
+      </w:r>
+    </w:p>
+    <w:p>
+      <w:pPr>
+        <w:pStyle w:val="Compact"/>
+        <w:numPr>
+          <w:ilvl w:val="0"/>
+          <w:numId w:val="1005"/>
+        </w:numPr>
+      </w:pPr>
+      <w:r>
+        <w:t xml:space="preserve">Troubleshot Linux software issues on the VAL2 robot, getting it running again.</w:t>
+      </w:r>
+    </w:p>
+    <w:p>
+      <w:pPr>
+        <w:pStyle w:val="EntryHeader"/>
+      </w:pPr>
+      <w:r>
+        <w:rPr>
+          <w:b/>
+          <w:bCs/>
+        </w:rPr>
+        <w:t xml:space="preserve">VM Education / Playfacto</w:t>
+      </w:r>
+      <w:r>
+        <w:br/>
+      </w:r>
+      <w:r>
+        <w:t xml:space="preserve">Robotics Instructor &amp; Curriculum Developer</w:t>
+      </w:r>
+      <w:r>
+        <w:br/>
+      </w:r>
+      <w:r>
+        <w:t xml:space="preserve">Jul 2020 – Dec 2020</w:t>
+      </w:r>
+    </w:p>
+    <w:p>
+      <w:pPr>
+        <w:pStyle w:val="Compact"/>
+        <w:numPr>
+          <w:ilvl w:val="0"/>
+          <w:numId w:val="1006"/>
+        </w:numPr>
+      </w:pPr>
+      <w:r>
+        <w:t xml:space="preserve">Pioneered the new coding curriculum for the MODI (Luxrobo) platform in Singapore, publishing 5 projects of varying difficulty that became the standard MODI curriculum across VM Education / Playfacto, and trained incoming instructors with documented solutions to common teaching difficulties.</w:t>
+      </w:r>
+    </w:p>
+    <w:p>
+      <w:pPr>
+        <w:pStyle w:val="EntryHeader"/>
+      </w:pPr>
+      <w:r>
+        <w:rPr>
+          <w:b/>
+          <w:bCs/>
+        </w:rPr>
+        <w:t xml:space="preserve">Nullspace Group</w:t>
+      </w:r>
+      <w:r>
+        <w:br/>
+      </w:r>
+      <w:r>
+        <w:t xml:space="preserve">Technology Instructor (Part Time / Full Time)</w:t>
+      </w:r>
+      <w:r>
+        <w:br/>
+      </w:r>
+      <w:r>
+        <w:t xml:space="preserve">Nov 2016 – Present (paused during National Service, Jan 2021 – Nov 2022)</w:t>
+      </w:r>
+    </w:p>
+    <w:p>
+      <w:pPr>
+        <w:pStyle w:val="Compact"/>
+        <w:numPr>
+          <w:ilvl w:val="0"/>
+          <w:numId w:val="1007"/>
+        </w:numPr>
+      </w:pPr>
+      <w:r>
+        <w:t xml:space="preserve">Instruct students aged 5–17 across multiple schools in STEM-focused courses covering computational thinking, programming (C++, Python), robotics, and microcontrollers as an MOE-certified instructor since age 18, receiving positive feedback from students and schools.</w:t>
+      </w:r>
+    </w:p>
+    <w:p>
+      <w:pPr>
+        <w:pStyle w:val="Compact"/>
+        <w:numPr>
+          <w:ilvl w:val="0"/>
+          <w:numId w:val="1007"/>
+        </w:numPr>
+      </w:pPr>
+      <w:r>
+        <w:t xml:space="preserve">Selected to conduct the Computer Enrichment Program (CEP) at GEP schools in Singapore, completing over 1,000 teaching hours.</w:t>
+      </w:r>
+    </w:p>
+    <w:bookmarkEnd w:id="20"/>
+    <w:bookmarkStart w:id="21" w:name="education"/>
+    <w:p>
+      <w:pPr>
+        <w:pStyle w:val="Heading1"/>
+      </w:pPr>
+      <w:r>
+        <w:t xml:space="preserve">EDUCATION</w:t>
+      </w:r>
+    </w:p>
+    <w:p>
+      <w:pPr>
+        <w:pStyle w:val="EntryHeader"/>
+      </w:pPr>
+      <w:r>
+        <w:rPr>
+          <w:b/>
+          <w:bCs/>
+        </w:rPr>
+        <w:t xml:space="preserve">DigiPen Institute of Technology &amp; SIT</w:t>
+      </w:r>
+      <w:r>
+        <w:br/>
+      </w:r>
+      <w:r>
+        <w:t xml:space="preserve">Aug 2023 – May 2027</w:t>
+      </w:r>
+    </w:p>
+    <w:p>
+      <w:pPr>
+        <w:pStyle w:val="Compact"/>
+        <w:numPr>
+          <w:ilvl w:val="0"/>
+          <w:numId w:val="1008"/>
+        </w:numPr>
+      </w:pPr>
+      <w:r>
+        <w:t xml:space="preserve">B.Eng. Mechatronics Systems</w:t>
+      </w:r>
+    </w:p>
+    <w:p>
+      <w:pPr>
+        <w:pStyle w:val="Compact"/>
+        <w:numPr>
+          <w:ilvl w:val="0"/>
+          <w:numId w:val="1008"/>
+        </w:numPr>
+      </w:pPr>
+      <w:r>
+        <w:t xml:space="preserve">Relevant Coursework: Mechanics, Control Systems, Robotics, Embedded Systems, Machine Learning, Systems and Software Engineering</w:t>
+      </w:r>
+    </w:p>
+    <w:p>
+      <w:pPr>
+        <w:pStyle w:val="EntryHeader"/>
+      </w:pPr>
+      <w:r>
+        <w:rPr>
+          <w:b/>
+          <w:bCs/>
+        </w:rPr>
+        <w:t xml:space="preserve">Ngee Ann Polytechnic</w:t>
+      </w:r>
+      <w:r>
+        <w:br/>
+      </w:r>
+      <w:r>
+        <w:t xml:space="preserve">Sep 2022 – Sep 2023</w:t>
+      </w:r>
+    </w:p>
+    <w:p>
+      <w:pPr>
+        <w:pStyle w:val="Compact"/>
+        <w:numPr>
+          <w:ilvl w:val="0"/>
+          <w:numId w:val="1009"/>
+        </w:numPr>
+      </w:pPr>
+      <w:r>
+        <w:t xml:space="preserve">Specialist Diploma in Robotics Engineering (SGInnovate PowerX)</w:t>
+      </w:r>
+    </w:p>
+    <w:p>
+      <w:pPr>
+        <w:pStyle w:val="Compact"/>
+        <w:numPr>
+          <w:ilvl w:val="0"/>
+          <w:numId w:val="1009"/>
+        </w:numPr>
+      </w:pPr>
+      <w:r>
+        <w:t xml:space="preserve">Relevant Coursework: Autonomous Robot Navigation, Machine Learning/Deep Learning for Robotics, Computer Vision</w:t>
+      </w:r>
+    </w:p>
+    <w:p>
+      <w:pPr>
+        <w:pStyle w:val="EntryHeader"/>
+      </w:pPr>
+      <w:r>
+        <w:rPr>
+          <w:b/>
+          <w:bCs/>
+        </w:rPr>
+        <w:t xml:space="preserve">Singapore Polytechnic</w:t>
+      </w:r>
+      <w:r>
+        <w:br/>
+      </w:r>
+      <w:r>
+        <w:t xml:space="preserve">Apr 2017 – Sep 2020</w:t>
+      </w:r>
+    </w:p>
+    <w:p>
+      <w:pPr>
+        <w:pStyle w:val="Compact"/>
+        <w:numPr>
+          <w:ilvl w:val="0"/>
+          <w:numId w:val="1010"/>
+        </w:numPr>
+      </w:pPr>
+      <w:r>
+        <w:t xml:space="preserve">Diploma in Mechatronics and Robotics</w:t>
+      </w:r>
+    </w:p>
+    <w:p>
+      <w:pPr>
+        <w:pStyle w:val="Compact"/>
+        <w:numPr>
+          <w:ilvl w:val="0"/>
+          <w:numId w:val="1010"/>
+        </w:numPr>
+      </w:pPr>
+      <w:r>
+        <w:t xml:space="preserve">Relevant Coursework: Microcontroller Applications, PLCs, and Robotics Integration</w:t>
+      </w:r>
+    </w:p>
+    <w:bookmarkEnd w:id="21"/>
+    <w:bookmarkStart w:id="22" w:name="projects"/>
+    <w:p>
+      <w:pPr>
+        <w:pStyle w:val="Heading1"/>
+      </w:pPr>
+      <w:r>
+        <w:t xml:space="preserve">PROJECTS</w:t>
+      </w:r>
+    </w:p>
+    <w:p>
+      <w:pPr>
+        <w:pStyle w:val="EntryHeader"/>
+      </w:pPr>
+      <w:r>
+        <w:rPr>
+          <w:b/>
+          <w:bCs/>
+        </w:rPr>
+        <w:t xml:space="preserve">1. Capstone (MET4004) — Acoustic Noise Reduction for Drones</w:t>
+      </w:r>
+      <w:r>
+        <w:br/>
+      </w:r>
+      <w:r>
+        <w:t xml:space="preserve">Project Lead, Software &amp; Electronics (Sponsored by KLASS)</w:t>
+      </w:r>
+      <w:r>
+        <w:br/>
+      </w:r>
+      <w:r>
+        <w:t xml:space="preserve">Aug 2026 – Apr 2027</w:t>
+      </w:r>
+    </w:p>
+    <w:p>
+      <w:pPr>
+        <w:pStyle w:val="Compact"/>
+        <w:numPr>
+          <w:ilvl w:val="0"/>
+          <w:numId w:val="1011"/>
+        </w:numPr>
+      </w:pPr>
+      <w:r>
+        <w:t xml:space="preserve">Leading a 3-person team to deliver a proof-of-concept quiet indoor drone for end user MHA to reduce acoustic detectability, targeting a 78 dBA ceiling at a 1 m reference during steady hover, 10-minute hover endurance, and a 370 mm square airframe envelope, with the project proposal approved.</w:t>
+      </w:r>
+    </w:p>
+    <w:p>
+      <w:pPr>
+        <w:pStyle w:val="Compact"/>
+        <w:numPr>
+          <w:ilvl w:val="0"/>
+          <w:numId w:val="1011"/>
+        </w:numPr>
+      </w:pPr>
+      <w:r>
+        <w:t xml:space="preserve">Owning the software and electronics workstream, selecting a low-noise propulsion stack of 5-inch injection-molded toroidal propellers, custom ducts with acoustic lining and serrated trailing edges, 1300 KV low-RPM motors, and AM32 ESC PWM frequency tuning to shift tonal whine into less perceptible bands.</w:t>
+      </w:r>
+    </w:p>
+    <w:p>
+      <w:pPr>
+        <w:pStyle w:val="Compact"/>
+        <w:numPr>
+          <w:ilvl w:val="0"/>
+          <w:numId w:val="1011"/>
+        </w:numPr>
+      </w:pPr>
+      <w:r>
+        <w:t xml:space="preserve">Specified the avionics and power architecture (Holybro Pixhawk 6C Mini, PM02 V2 power module, dedicated 150 A power distribution board), yielding a derated 3.3:1 thrust-to-weight ratio at 1,200 g all-up weight to preserve control headroom for manually piloted indoor flight.</w:t>
+      </w:r>
+    </w:p>
+    <w:p>
+      <w:pPr>
+        <w:pStyle w:val="Compact"/>
+        <w:numPr>
+          <w:ilvl w:val="0"/>
+          <w:numId w:val="1011"/>
+        </w:numPr>
+      </w:pPr>
+      <w:r>
+        <w:t xml:space="preserve">Designed the acoustic validation plan to the Von Karman Institute four-microphone methodology with TU Berlin distance normalization to a 1 m reference, to benchmark directly against HKUST’s 90.52 dBA commercial quadcopter baseline and VKI’s DJI Phantom 3 SE measurements.</w:t>
+      </w:r>
+    </w:p>
+    <w:p>
+      <w:pPr>
+        <w:pStyle w:val="Compact"/>
+        <w:numPr>
+          <w:ilvl w:val="0"/>
+          <w:numId w:val="1011"/>
+        </w:numPr>
+      </w:pPr>
+      <w:r>
+        <w:t xml:space="preserve">Specified psychoacoustic post-processing in Python (MoSQITo) under both Zwicker (ISO 532-1) and Moore–Glasberg (ISO 532-2) loudness standards to quantify perceived annoyance beyond raw sound-pressure level.</w:t>
+      </w:r>
+    </w:p>
+    <w:p>
+      <w:pPr>
+        <w:pStyle w:val="EntryHeader"/>
+      </w:pPr>
+      <w:r>
+        <w:rPr>
+          <w:b/>
+          <w:bCs/>
+        </w:rPr>
+        <w:t xml:space="preserve">2. Autonomous Airport Trolley Return Robot (SIT–DigiPen Coursework)</w:t>
+      </w:r>
+      <w:r>
+        <w:br/>
+      </w:r>
+      <w:r>
+        <w:t xml:space="preserve">Firmware &amp; Perception</w:t>
+      </w:r>
+    </w:p>
+    <w:p>
+      <w:pPr>
+        <w:pStyle w:val="Compact"/>
+        <w:numPr>
+          <w:ilvl w:val="0"/>
+          <w:numId w:val="1012"/>
+        </w:numPr>
+      </w:pPr>
+      <w:r>
+        <w:t xml:space="preserve">Built LiDAR-based perception in C++ and ROS for a robot that autonomously returns airport trolleys, developing and integrating obstacle detection, SLAM mapping, and localization with IMU and wheel-odometry sensor fusion on an onboard computer, completing the final demo task.</w:t>
+      </w:r>
+    </w:p>
+    <w:p>
+      <w:pPr>
+        <w:pStyle w:val="Compact"/>
+        <w:numPr>
+          <w:ilvl w:val="0"/>
+          <w:numId w:val="1012"/>
+        </w:numPr>
+      </w:pPr>
+      <w:r>
+        <w:t xml:space="preserve">Developed RTOS firmware on an STM32F7 microcontroller with concurrent tasks for obstacle detection and joystick control, and a custom serial protocol linking it to ROS for reliable motor control.</w:t>
+      </w:r>
+    </w:p>
+    <w:p>
+      <w:pPr>
+        <w:pStyle w:val="EntryHeader"/>
+      </w:pPr>
+      <w:r>
+        <w:rPr>
+          <w:b/>
+          <w:bCs/>
+        </w:rPr>
+        <w:t xml:space="preserve">3. Custom 3D Printer Development</w:t>
+      </w:r>
+      <w:r>
+        <w:br/>
+      </w:r>
+      <w:r>
+        <w:t xml:space="preserve">2019</w:t>
+      </w:r>
+    </w:p>
+    <w:p>
+      <w:pPr>
+        <w:pStyle w:val="Compact"/>
+        <w:numPr>
+          <w:ilvl w:val="0"/>
+          <w:numId w:val="1013"/>
+        </w:numPr>
+      </w:pPr>
+      <w:r>
+        <w:t xml:space="preserve">Built a custom 3D printer from off-the-shelf modules as a personal project, extending Marlin firmware in C++ with auto bed levelling and filament runout detection, improving first-layer adhesion and print quality and reducing failed prints.</w:t>
+      </w:r>
+    </w:p>
+    <w:p>
+      <w:pPr>
+        <w:pStyle w:val="EntryHeader"/>
+      </w:pPr>
+      <w:r>
+        <w:rPr>
+          <w:b/>
+          <w:bCs/>
+        </w:rPr>
+        <w:t xml:space="preserve">4. AI-Generated Video &amp; Audio Forensics Benchmarking</w:t>
+      </w:r>
+      <w:r>
+        <w:br/>
+      </w:r>
+      <w:r>
+        <w:t xml:space="preserve">Sep 2025 – Aug 2026</w:t>
+      </w:r>
+    </w:p>
+    <w:p>
+      <w:pPr>
+        <w:pStyle w:val="Compact"/>
+        <w:numPr>
+          <w:ilvl w:val="0"/>
+          <w:numId w:val="1014"/>
+        </w:numPr>
+      </w:pPr>
+      <w:r>
+        <w:t xml:space="preserve">Reproduced and benchmarked state-of-the-art AI-generated video and audio detectors (NSG-VD, D3, ReStraV, SpeechForensics) on SLURM-based HPC to assess detection capability against AI-generated media as a public-safety threat, achieving 90.03 AUROC on the NSG-VD replication.</w:t>
+      </w:r>
+    </w:p>
+    <w:p>
+      <w:pPr>
+        <w:pStyle w:val="Compact"/>
+        <w:numPr>
+          <w:ilvl w:val="0"/>
+          <w:numId w:val="1014"/>
+        </w:numPr>
+      </w:pPr>
+      <w:r>
+        <w:t xml:space="preserve">Ran ablation studies integrating optical flow (RAFT), segmentation (SAM 2), and point tracking (CoTracker) to test whether physical-motion signals in video sequences can distinguish AI-generated content, finding mixed evidence of a usable signal.</w:t>
+      </w:r>
+    </w:p>
+    <w:p>
+      <w:pPr>
+        <w:pStyle w:val="Compact"/>
+        <w:numPr>
+          <w:ilvl w:val="0"/>
+          <w:numId w:val="1014"/>
+        </w:numPr>
+      </w:pPr>
+      <w:r>
+        <w:t xml:space="preserve">Evaluated audio-visual synchronization as a deepfake detection signal, selecting a ~0.3 operating threshold through ROC analysis.</w:t>
+      </w:r>
+    </w:p>
+    <w:p>
+      <w:pPr>
+        <w:pStyle w:val="EntryHeader"/>
+      </w:pPr>
+      <w:r>
+        <w:rPr>
+          <w:b/>
+          <w:bCs/>
+        </w:rPr>
+        <w:t xml:space="preserve">5. Synthetic Multimodal Deepfake Dataset Pipeline</w:t>
+      </w:r>
+      <w:r>
+        <w:br/>
+      </w:r>
+      <w:r>
+        <w:t xml:space="preserve">Sep 2025 – Aug 2026</w:t>
+      </w:r>
+    </w:p>
+    <w:p>
+      <w:pPr>
+        <w:pStyle w:val="Compact"/>
+        <w:numPr>
+          <w:ilvl w:val="0"/>
+          <w:numId w:val="1015"/>
+        </w:numPr>
+      </w:pPr>
+      <w:r>
+        <w:t xml:space="preserve">Engineered a data generation pipeline chaining video extension (Wan2.2), voice cloning (Chatterbox), and lip-sync (LatentSync) models to curate a balanced 1,200-video real/fake dataset, used to compare all four detectors consistently and to test models at small scale before committing larger compute.</w:t>
+      </w:r>
+    </w:p>
+    <w:p>
+      <w:pPr>
+        <w:pStyle w:val="EntryHeader"/>
+      </w:pPr>
+      <w:r>
+        <w:rPr>
+          <w:b/>
+          <w:bCs/>
+        </w:rPr>
+        <w:t xml:space="preserve">6. Multi-Model AI Endpoint Platform</w:t>
+      </w:r>
+      <w:r>
+        <w:br/>
+      </w:r>
+      <w:r>
+        <w:t xml:space="preserve">Sep 2025 – Aug 2026</w:t>
+      </w:r>
+    </w:p>
+    <w:p>
+      <w:pPr>
+        <w:pStyle w:val="Compact"/>
+        <w:numPr>
+          <w:ilvl w:val="0"/>
+          <w:numId w:val="1016"/>
+        </w:numPr>
+      </w:pPr>
+      <w:r>
+        <w:t xml:space="preserve">Built React frontend components and FastAPI backend services with WebSockets for real-time streaming responses, deploying multi-model AI endpoints for a company-wide internal AI chatbot platform that gave staff a secure alternative to public AI tools, with search across internal documents.</w:t>
+      </w:r>
+    </w:p>
+    <w:p>
+      <w:pPr>
+        <w:pStyle w:val="Compact"/>
+        <w:numPr>
+          <w:ilvl w:val="0"/>
+          <w:numId w:val="1016"/>
+        </w:numPr>
+      </w:pPr>
+      <w:r>
+        <w:t xml:space="preserve">Managed GPU-accelerated experimentation on shared SLURM clusters (NVIDIA H200 nodes) via Docker containers, running sanity-check protocols on custom validation splits that caught pipeline errors before committing to training and synthetic-deepfake generation runs of up to 5 hours each.</w:t>
+      </w:r>
+    </w:p>
+    <w:p>
+      <w:pPr>
+        <w:pStyle w:val="EntryHeader"/>
+      </w:pPr>
+      <w:r>
+        <w:rPr>
+          <w:b/>
+          <w:bCs/>
+        </w:rPr>
+        <w:t xml:space="preserve">7. Stair-Climbing Robot Fall-Risk Prediction (LSTM)</w:t>
       </w:r>
       <w:r>
         <w:br/>
@@ -198,35 +878,11 @@
         <w:pStyle w:val="Compact"/>
         <w:numPr>
           <w:ilvl w:val="0"/>
-          <w:numId w:val="1003"/>
-        </w:numPr>
-      </w:pPr>
-      <w:r>
-        <w:t xml:space="preserve">Developed perception software processing 3D LiDAR data for autonomous mobile robots, designing architectures integrating Embedded C++, ROS, and sensor fusion.</w:t>
-      </w:r>
-    </w:p>
-    <w:p>
-      <w:pPr>
-        <w:pStyle w:val="Compact"/>
-        <w:numPr>
-          <w:ilvl w:val="0"/>
-          <w:numId w:val="1003"/>
-        </w:numPr>
-      </w:pPr>
-      <w:r>
-        <w:t xml:space="preserve">Led the design of the full intelligent lighting control system for Panthera, an autonomous vehicle developed under National Robotics Programme funding, implementing it as a rosserial node on an Arduino that subscribed to cmd_vel, IMU, and vehicle-state topics under an RTOS to drive turn, warning, and hazard signaling; the platform passed T1 autonomous testing at CETRAN.</w:t>
-      </w:r>
-    </w:p>
-    <w:p>
-      <w:pPr>
-        <w:pStyle w:val="Compact"/>
-        <w:numPr>
-          <w:ilvl w:val="0"/>
-          <w:numId w:val="1003"/>
-        </w:numPr>
-      </w:pPr>
-      <w:r>
-        <w:t xml:space="preserve">Built a predictive safety model to detect a stair-climbing robot’s fall risk, deploying Long Short-Term Memory networks (LSTMs) over sensor time-series data.</w:t>
+          <w:numId w:val="1017"/>
+        </w:numPr>
+      </w:pPr>
+      <w:r>
+        <w:t xml:space="preserve">Explored predictive safety for a stair-climbing robot by training and evaluating Long Short-Term Memory (LSTM) networks on its sensor time-series data, showing that fall risk could be predicted.</w:t>
       </w:r>
     </w:p>
     <w:p>
@@ -238,37 +894,25 @@
           <w:b/>
           <w:bCs/>
         </w:rPr>
-        <w:t xml:space="preserve">Trooper &amp; Armourer, Singapore Police Force – Protective Security Command</w:t>
-      </w:r>
-      <w:r>
-        <w:br/>
-      </w:r>
-      <w:r>
-        <w:t xml:space="preserve">Jan 2021 – Nov 2022 (Full-Time National Service)</w:t>
-      </w:r>
-    </w:p>
-    <w:p>
-      <w:pPr>
-        <w:pStyle w:val="Compact"/>
-        <w:numPr>
-          <w:ilvl w:val="0"/>
-          <w:numId w:val="1004"/>
-        </w:numPr>
-      </w:pPr>
-      <w:r>
-        <w:t xml:space="preserve">Performed protective security duties as part of a deployed team, operating under strict standard operating procedures to protect strategic locations and major national events across 22 months of full-time service.</w:t>
-      </w:r>
-    </w:p>
-    <w:p>
-      <w:pPr>
-        <w:pStyle w:val="Compact"/>
-        <w:numPr>
-          <w:ilvl w:val="0"/>
-          <w:numId w:val="1004"/>
-        </w:numPr>
-      </w:pPr>
-      <w:r>
-        <w:t xml:space="preserve">Served as unit Armourer alongside trooper duties, managing the issuance, return, and accountability of arms and equipment, and maintaining audit-ready records against regulated inventory procedures.</w:t>
+        <w:t xml:space="preserve">8. Panthera Autonomous Vehicle — Intelligent Lighting System</w:t>
+      </w:r>
+      <w:r>
+        <w:br/>
+      </w:r>
+      <w:r>
+        <w:t xml:space="preserve">Aug 2022 – May 2024</w:t>
+      </w:r>
+    </w:p>
+    <w:p>
+      <w:pPr>
+        <w:pStyle w:val="Compact"/>
+        <w:numPr>
+          <w:ilvl w:val="0"/>
+          <w:numId w:val="1018"/>
+        </w:numPr>
+      </w:pPr>
+      <w:r>
+        <w:t xml:space="preserve">Led the design of Panthera’s intelligent lighting control system to signal the autonomous vehicle’s intent to pedestrians and meet testing safety requirements, running a rosserial node on an Arduino under an RTOS that mapped cmd_vel, IMU, and vehicle-state topics to turn, warning, and hazard signals; the platform passed T1 autonomous testing at CETRAN.</w:t>
       </w:r>
     </w:p>
     <w:p>
@@ -280,543 +924,83 @@
           <w:b/>
           <w:bCs/>
         </w:rPr>
-        <w:t xml:space="preserve">Robotics Engineer Intern, SOLUSTAR</w:t>
-      </w:r>
-      <w:r>
-        <w:br/>
-      </w:r>
-      <w:r>
-        <w:t xml:space="preserve">May 2022 – Aug 2022</w:t>
-      </w:r>
-    </w:p>
-    <w:p>
-      <w:pPr>
-        <w:pStyle w:val="Compact"/>
-        <w:numPr>
-          <w:ilvl w:val="0"/>
-          <w:numId w:val="1005"/>
-        </w:numPr>
-      </w:pPr>
-      <w:r>
-        <w:t xml:space="preserve">Designed and debugged PCBs and circuitry for a disinfectant robot.</w:t>
-      </w:r>
-    </w:p>
-    <w:p>
-      <w:pPr>
-        <w:pStyle w:val="Compact"/>
-        <w:numPr>
-          <w:ilvl w:val="0"/>
-          <w:numId w:val="1005"/>
-        </w:numPr>
-      </w:pPr>
-      <w:r>
-        <w:t xml:space="preserve">Performed maintenance on 3D printers and developed custom Marlin firmware in C++ to improve print reliability.</w:t>
-      </w:r>
-    </w:p>
-    <w:p>
-      <w:pPr>
-        <w:pStyle w:val="Compact"/>
-        <w:numPr>
-          <w:ilvl w:val="0"/>
-          <w:numId w:val="1005"/>
-        </w:numPr>
-      </w:pPr>
-      <w:r>
-        <w:t xml:space="preserve">Troubleshot Linux software issues for the VAL2 robot.</w:t>
-      </w:r>
-    </w:p>
-    <w:p>
-      <w:pPr>
-        <w:pStyle w:val="EntryHeader"/>
-      </w:pPr>
-      <w:r>
-        <w:rPr>
-          <w:b/>
-          <w:bCs/>
-        </w:rPr>
-        <w:t xml:space="preserve">Robotics Instructor &amp; Curriculum Developer, VM Education / Playfacto</w:t>
-      </w:r>
-      <w:r>
-        <w:br/>
-      </w:r>
-      <w:r>
-        <w:t xml:space="preserve">Jul 2020 – Dec 2020</w:t>
-      </w:r>
-    </w:p>
-    <w:p>
-      <w:pPr>
-        <w:pStyle w:val="Compact"/>
-        <w:numPr>
-          <w:ilvl w:val="0"/>
-          <w:numId w:val="1006"/>
-        </w:numPr>
-      </w:pPr>
-      <w:r>
-        <w:t xml:space="preserve">Pioneered and designed the new coding curriculum for the MODI (Luxrobo) platform in Singapore, publishing 5 projects of varying difficulty.</w:t>
-      </w:r>
-    </w:p>
-    <w:p>
-      <w:pPr>
-        <w:pStyle w:val="Compact"/>
-        <w:numPr>
-          <w:ilvl w:val="0"/>
-          <w:numId w:val="1006"/>
-        </w:numPr>
-      </w:pPr>
-      <w:r>
-        <w:t xml:space="preserve">Facilitated training for incoming MODI instructors, documenting solutions to common teaching difficulties.</w:t>
-      </w:r>
-    </w:p>
-    <w:p>
-      <w:pPr>
-        <w:pStyle w:val="EntryHeader"/>
-      </w:pPr>
-      <w:r>
-        <w:rPr>
-          <w:b/>
-          <w:bCs/>
-        </w:rPr>
-        <w:t xml:space="preserve">Technology Instructor (Part Time / Full Time), Nullspace Group</w:t>
-      </w:r>
-      <w:r>
-        <w:br/>
-      </w:r>
-      <w:r>
-        <w:t xml:space="preserve">Nov 2016 – Present</w:t>
-      </w:r>
-    </w:p>
-    <w:p>
-      <w:pPr>
-        <w:pStyle w:val="Compact"/>
-        <w:numPr>
-          <w:ilvl w:val="0"/>
-          <w:numId w:val="1007"/>
-        </w:numPr>
-      </w:pPr>
-      <w:r>
-        <w:t xml:space="preserve">Instruct students aged 5–17 in STEM-focused courses covering computational thinking, programming (C++, Python), robotics, and microcontrollers, as an MOE-certified instructor from age 18.</w:t>
-      </w:r>
-    </w:p>
-    <w:p>
-      <w:pPr>
-        <w:pStyle w:val="Compact"/>
-        <w:numPr>
-          <w:ilvl w:val="0"/>
-          <w:numId w:val="1007"/>
-        </w:numPr>
-      </w:pPr>
-      <w:r>
-        <w:t xml:space="preserve">Selected to conduct the Computer Enrichment Program (CEP) at GEP schools in Singapore, completing over 1,000 teaching hours.</w:t>
-      </w:r>
-    </w:p>
-    <w:p>
-      <w:pPr>
-        <w:pStyle w:val="Compact"/>
-        <w:numPr>
-          <w:ilvl w:val="0"/>
-          <w:numId w:val="1007"/>
-        </w:numPr>
-      </w:pPr>
-      <w:r>
-        <w:t xml:space="preserve">Achieved MOE (Ministry of Education) Instructor Certification at age 18 (Valid Oct 2018 – Oct 2026).</w:t>
-      </w:r>
-    </w:p>
-    <w:bookmarkEnd w:id="20"/>
-    <w:bookmarkStart w:id="21" w:name="projects"/>
+        <w:t xml:space="preserve">9. Body-Temperature Test Chamber for Food Chewing Research</w:t>
+      </w:r>
+      <w:r>
+        <w:br/>
+      </w:r>
+      <w:r>
+        <w:t xml:space="preserve">Aug 2024 – May 2025</w:t>
+      </w:r>
+    </w:p>
+    <w:p>
+      <w:pPr>
+        <w:pStyle w:val="Compact"/>
+        <w:numPr>
+          <w:ilvl w:val="0"/>
+          <w:numId w:val="1019"/>
+        </w:numPr>
+      </w:pPr>
+      <w:r>
+        <w:t xml:space="preserve">Designed and built a temperature-controlled enclosure around a compression testing machine for faculty research on how foods behave during chewing, defining the electrical architecture and selecting components before handing the completed chamber over to the research team.</w:t>
+      </w:r>
+    </w:p>
+    <w:p>
+      <w:pPr>
+        <w:pStyle w:val="Compact"/>
+        <w:numPr>
+          <w:ilvl w:val="0"/>
+          <w:numId w:val="1019"/>
+        </w:numPr>
+      </w:pPr>
+      <w:r>
+        <w:t xml:space="preserve">Engineered closed-loop temperature control with a thermistor and standalone temperature controller, holding the chamber within ±2 °C of a 37 °C body-temperature setpoint for consistent test conditions.</w:t>
+      </w:r>
+    </w:p>
+    <w:bookmarkEnd w:id="22"/>
+    <w:bookmarkStart w:id="23" w:name="skills-competencies"/>
     <w:p>
       <w:pPr>
         <w:pStyle w:val="Heading1"/>
       </w:pPr>
       <w:r>
-        <w:t xml:space="preserve">PROJECTS</w:t>
-      </w:r>
-    </w:p>
-    <w:p>
-      <w:pPr>
-        <w:pStyle w:val="EntryHeader"/>
-      </w:pPr>
-      <w:r>
-        <w:rPr>
-          <w:b/>
-          <w:bCs/>
-        </w:rPr>
-        <w:t xml:space="preserve">1. Capstone (MET4004) — Acoustic Noise Reduction for Drones</w:t>
+        <w:t xml:space="preserve">SKILLS / COMPETENCIES</w:t>
+      </w:r>
+    </w:p>
+    <w:p>
+      <w:pPr>
+        <w:pStyle w:val="FirstParagraph"/>
+      </w:pPr>
+      <w:r>
+        <w:rPr>
+          <w:b/>
+          <w:bCs/>
+        </w:rPr>
+        <w:t xml:space="preserve">AI, Vision &amp; Audio Analytics:</w:t>
       </w:r>
       <w:r>
         <w:t xml:space="preserve"> </w:t>
       </w:r>
       <w:r>
-        <w:t xml:space="preserve">— Project Lead — Software &amp; Electronics (KLASS)</w:t>
-      </w:r>
-      <w:r>
-        <w:br/>
-      </w:r>
-      <w:r>
-        <w:t xml:space="preserve">Aug 2026 – Apr 2027</w:t>
-      </w:r>
-    </w:p>
-    <w:p>
-      <w:pPr>
-        <w:pStyle w:val="Compact"/>
-        <w:numPr>
-          <w:ilvl w:val="0"/>
-          <w:numId w:val="1008"/>
-        </w:numPr>
-      </w:pPr>
-      <w:r>
-        <w:t xml:space="preserve">Leading a 3-person team to deliver a proof-of-concept indoor drone for industry sponsor KLASS, targeting a 78 dBA ceiling at a 1 m reference during steady hover, 10-minute hover endurance, and a 370 mm square airframe envelope.</w:t>
-      </w:r>
-    </w:p>
-    <w:p>
-      <w:pPr>
-        <w:pStyle w:val="Compact"/>
-        <w:numPr>
-          <w:ilvl w:val="0"/>
-          <w:numId w:val="1008"/>
-        </w:numPr>
-      </w:pPr>
-      <w:r>
-        <w:t xml:space="preserve">Owning the software and electronics workstream, selecting a low-noise propulsion stack of 5-inch injection-molded toroidal propellers, custom ducts with acoustic lining and serrated trailing edges, 1300 KV low-RPM motors, and AM32 ESC PWM frequency tuning to shift tonal whine into less perceptible bands.</w:t>
-      </w:r>
-    </w:p>
-    <w:p>
-      <w:pPr>
-        <w:pStyle w:val="Compact"/>
-        <w:numPr>
-          <w:ilvl w:val="0"/>
-          <w:numId w:val="1008"/>
-        </w:numPr>
-      </w:pPr>
-      <w:r>
-        <w:t xml:space="preserve">Specified the avionics and power architecture (Holybro Pixhawk 6C Mini, PM02 V2 power module, dedicated 150 A power distribution board), yielding a derated 3.3:1 thrust-to-weight ratio at 1,200 g all-up weight for stable station-keeping in GPS-denied indoor flight.</w:t>
-      </w:r>
-    </w:p>
-    <w:p>
-      <w:pPr>
-        <w:pStyle w:val="Compact"/>
-        <w:numPr>
-          <w:ilvl w:val="0"/>
-          <w:numId w:val="1008"/>
-        </w:numPr>
-      </w:pPr>
-      <w:r>
-        <w:t xml:space="preserve">Designed the acoustic validation campaign to the Von Karman Institute four-microphone methodology with TU Berlin distance normalization to a 1 m reference, enabling direct benchmarking against HKUST’s 90.52 dBA commercial quadcopter baseline and VKI’s DJI Phantom 3 SE measurements.</w:t>
-      </w:r>
-    </w:p>
-    <w:p>
-      <w:pPr>
-        <w:pStyle w:val="Compact"/>
-        <w:numPr>
-          <w:ilvl w:val="0"/>
-          <w:numId w:val="1008"/>
-        </w:numPr>
-      </w:pPr>
-      <w:r>
-        <w:t xml:space="preserve">Specified psychoacoustic post-processing in Python (MoSQITo) under both Zwicker (ISO 532-1) and Moore–Glasberg (ISO 532-2) loudness standards, quantifying perceived annoyance beyond raw sound-pressure level.</w:t>
-      </w:r>
-    </w:p>
-    <w:p>
-      <w:pPr>
-        <w:pStyle w:val="EntryHeader"/>
-      </w:pPr>
-      <w:r>
-        <w:rPr>
-          <w:b/>
-          <w:bCs/>
-        </w:rPr>
-        <w:t xml:space="preserve">2. Autonomous Trolley Collection Robot</w:t>
-      </w:r>
-    </w:p>
-    <w:p>
-      <w:pPr>
-        <w:pStyle w:val="Compact"/>
-        <w:numPr>
-          <w:ilvl w:val="0"/>
-          <w:numId w:val="1009"/>
-        </w:numPr>
-      </w:pPr>
-      <w:r>
-        <w:t xml:space="preserve">Developed an autonomous robot for collecting stray trolleys on an STM32F7 microcontroller running an RTOS, implementing concurrent tasks for obstacle detection and joystick control over a custom serial communication protocol.</w:t>
-      </w:r>
-    </w:p>
-    <w:p>
-      <w:pPr>
-        <w:pStyle w:val="EntryHeader"/>
-      </w:pPr>
-      <w:r>
-        <w:rPr>
-          <w:b/>
-          <w:bCs/>
-        </w:rPr>
-        <w:t xml:space="preserve">3. Custom 3D Printer Development</w:t>
-      </w:r>
-    </w:p>
-    <w:p>
-      <w:pPr>
-        <w:pStyle w:val="Compact"/>
-        <w:numPr>
-          <w:ilvl w:val="0"/>
-          <w:numId w:val="1010"/>
-        </w:numPr>
-      </w:pPr>
-      <w:r>
-        <w:t xml:space="preserve">Built a custom 3D printer from off-the-shelf modules, developing custom firmware in C++ (Marlin) and tuning it for print reliability and dimensional accuracy.</w:t>
-      </w:r>
-    </w:p>
-    <w:p>
-      <w:pPr>
-        <w:pStyle w:val="EntryHeader"/>
-      </w:pPr>
-      <w:r>
-        <w:rPr>
-          <w:b/>
-          <w:bCs/>
-        </w:rPr>
-        <w:t xml:space="preserve">4. AI-Generated Video &amp; Audio Forensics Benchmarking</w:t>
-      </w:r>
-      <w:r>
-        <w:br/>
-      </w:r>
-      <w:r>
-        <w:t xml:space="preserve">Sep 2025 – Aug 2026</w:t>
-      </w:r>
-    </w:p>
-    <w:p>
-      <w:pPr>
-        <w:pStyle w:val="Compact"/>
-        <w:numPr>
-          <w:ilvl w:val="0"/>
-          <w:numId w:val="1011"/>
-        </w:numPr>
-      </w:pPr>
-      <w:r>
-        <w:t xml:space="preserve">Reproduced and benchmarked state-of-the-art AI-generated video and audio detectors (NSG-VD, D3, ReStraV, SpeechForensics) on SLURM-based HPC, achieving 90.03 AUROC on the NSG-VD replication.</w:t>
-      </w:r>
-    </w:p>
-    <w:p>
-      <w:pPr>
-        <w:pStyle w:val="Compact"/>
-        <w:numPr>
-          <w:ilvl w:val="0"/>
-          <w:numId w:val="1011"/>
-        </w:numPr>
-      </w:pPr>
-      <w:r>
-        <w:t xml:space="preserve">Integrated optical flow (RAFT), segmentation (SAM 2), and point-tracking (CoTracker) algorithms to analyze physical motion derivatives in video sequences for mission-critical data.</w:t>
-      </w:r>
-    </w:p>
-    <w:p>
-      <w:pPr>
-        <w:pStyle w:val="Compact"/>
-        <w:numPr>
-          <w:ilvl w:val="0"/>
-          <w:numId w:val="1011"/>
-        </w:numPr>
-      </w:pPr>
-      <w:r>
-        <w:t xml:space="preserve">Evaluated audio-visual synchronization as a deepfake detection signal, selecting a ~0.3 operating threshold through ROC analysis.</w:t>
-      </w:r>
-    </w:p>
-    <w:p>
-      <w:pPr>
-        <w:pStyle w:val="EntryHeader"/>
-      </w:pPr>
-      <w:r>
-        <w:rPr>
-          <w:b/>
-          <w:bCs/>
-        </w:rPr>
-        <w:t xml:space="preserve">5. Synthetic Multimodal Deepfake Dataset Pipeline</w:t>
-      </w:r>
-      <w:r>
-        <w:br/>
-      </w:r>
-      <w:r>
-        <w:t xml:space="preserve">Sep 2025 – Aug 2026</w:t>
-      </w:r>
-    </w:p>
-    <w:p>
-      <w:pPr>
-        <w:pStyle w:val="Compact"/>
-        <w:numPr>
-          <w:ilvl w:val="0"/>
-          <w:numId w:val="1012"/>
-        </w:numPr>
-      </w:pPr>
-      <w:r>
-        <w:t xml:space="preserve">Engineered a data generation pipeline chaining video extension (Wan2.2), voice cloning (Chatterbox), and lip-synchronization (LatentSync) models to curate a balanced 1,200-video benchmark dataset.</w:t>
-      </w:r>
-    </w:p>
-    <w:p>
-      <w:pPr>
-        <w:pStyle w:val="EntryHeader"/>
-      </w:pPr>
-      <w:r>
-        <w:rPr>
-          <w:b/>
-          <w:bCs/>
-        </w:rPr>
-        <w:t xml:space="preserve">6. Multi-Model AI Endpoint Platform</w:t>
-      </w:r>
-      <w:r>
-        <w:br/>
-      </w:r>
-      <w:r>
-        <w:t xml:space="preserve">Sep 2025 – Aug 2026</w:t>
-      </w:r>
-    </w:p>
-    <w:p>
-      <w:pPr>
-        <w:pStyle w:val="Compact"/>
-        <w:numPr>
-          <w:ilvl w:val="0"/>
-          <w:numId w:val="1013"/>
-        </w:numPr>
-      </w:pPr>
-      <w:r>
-        <w:t xml:space="preserve">Built React frontend components and FastAPI backend services with WebSockets for real-time streaming responses, deploying multi-model AI endpoints for an internal AI chatbot platform.</w:t>
-      </w:r>
-    </w:p>
-    <w:p>
-      <w:pPr>
-        <w:pStyle w:val="Compact"/>
-        <w:numPr>
-          <w:ilvl w:val="0"/>
-          <w:numId w:val="1013"/>
-        </w:numPr>
-      </w:pPr>
-      <w:r>
-        <w:t xml:space="preserve">Managed GPU-accelerated experimentation on shared SLURM clusters (NVIDIA H200 nodes) via Docker containers, running sanity-check protocols on custom validation splits before committing cluster time to full-scale benchmarking runs.</w:t>
-      </w:r>
-    </w:p>
-    <w:p>
-      <w:pPr>
-        <w:pStyle w:val="EntryHeader"/>
-      </w:pPr>
-      <w:r>
-        <w:rPr>
-          <w:b/>
-          <w:bCs/>
-        </w:rPr>
-        <w:t xml:space="preserve">7. Stair-Climbing Robot Fall-Risk Prediction (LSTM)</w:t>
-      </w:r>
-      <w:r>
-        <w:br/>
-      </w:r>
-      <w:r>
-        <w:t xml:space="preserve">Aug 2022 – May 2024</w:t>
-      </w:r>
-    </w:p>
-    <w:p>
-      <w:pPr>
-        <w:pStyle w:val="Compact"/>
-        <w:numPr>
-          <w:ilvl w:val="0"/>
-          <w:numId w:val="1014"/>
-        </w:numPr>
-      </w:pPr>
-      <w:r>
-        <w:t xml:space="preserve">Built a predictive safety model to detect a stair-climbing robot’s fall risk, deploying Long Short-Term Memory networks (LSTMs) over sensor time-series data.</w:t>
-      </w:r>
-    </w:p>
-    <w:p>
-      <w:pPr>
-        <w:pStyle w:val="EntryHeader"/>
-      </w:pPr>
-      <w:r>
-        <w:rPr>
-          <w:b/>
-          <w:bCs/>
-        </w:rPr>
-        <w:t xml:space="preserve">8. Panthera Autonomous Vehicle — Intelligent Lighting System</w:t>
-      </w:r>
-      <w:r>
-        <w:br/>
-      </w:r>
-      <w:r>
-        <w:t xml:space="preserve">Aug 2022 – May 2024</w:t>
-      </w:r>
-    </w:p>
-    <w:p>
-      <w:pPr>
-        <w:pStyle w:val="Compact"/>
-        <w:numPr>
-          <w:ilvl w:val="0"/>
-          <w:numId w:val="1015"/>
-        </w:numPr>
-      </w:pPr>
-      <w:r>
-        <w:t xml:space="preserve">Led the design of the full intelligent lighting control system for Panthera, an autonomous vehicle developed under National Robotics Programme funding, implementing it as a rosserial node on an Arduino that subscribed to cmd_vel, IMU, and vehicle-state topics under an RTOS to drive turn, warning, and hazard signaling; the platform passed T1 autonomous testing at CETRAN.</w:t>
-      </w:r>
-    </w:p>
-    <w:p>
-      <w:pPr>
-        <w:pStyle w:val="EntryHeader"/>
-      </w:pPr>
-      <w:r>
-        <w:rPr>
-          <w:b/>
-          <w:bCs/>
-        </w:rPr>
-        <w:t xml:space="preserve">9. Experimental Thermal Chamber for Embodied AI Testing</w:t>
-      </w:r>
-      <w:r>
-        <w:br/>
-      </w:r>
-      <w:r>
-        <w:t xml:space="preserve">Aug 2024 – May 2025</w:t>
-      </w:r>
-    </w:p>
-    <w:p>
-      <w:pPr>
-        <w:pStyle w:val="Compact"/>
-        <w:numPr>
-          <w:ilvl w:val="0"/>
-          <w:numId w:val="1016"/>
-        </w:numPr>
-      </w:pPr>
-      <w:r>
-        <w:t xml:space="preserve">Designed and built an experimental temperature chamber simulating human body heat signatures and extreme physical environments for faculty-led embodied AI and robotics hardware testing.</w:t>
-      </w:r>
-    </w:p>
-    <w:p>
-      <w:pPr>
-        <w:pStyle w:val="Compact"/>
-        <w:numPr>
-          <w:ilvl w:val="0"/>
-          <w:numId w:val="1016"/>
-        </w:numPr>
-      </w:pPr>
-      <w:r>
-        <w:t xml:space="preserve">Engineered a closed-loop, thermistor-based IoT control system to hold chamber temperature at setpoint, enabling high-fidelity data collection.</w:t>
-      </w:r>
-    </w:p>
-    <w:bookmarkEnd w:id="21"/>
-    <w:bookmarkStart w:id="22" w:name="skills-competencies"/>
-    <w:p>
-      <w:pPr>
-        <w:pStyle w:val="Heading1"/>
-      </w:pPr>
-      <w:r>
-        <w:t xml:space="preserve">SKILLS / COMPETENCIES</w:t>
-      </w:r>
-    </w:p>
-    <w:p>
-      <w:pPr>
-        <w:pStyle w:val="FirstParagraph"/>
-      </w:pPr>
-      <w:r>
-        <w:rPr>
-          <w:b/>
-          <w:bCs/>
-        </w:rPr>
-        <w:t xml:space="preserve">AI, Vision &amp; Audio Analytics:</w:t>
+        <w:t xml:space="preserve">Deep Learning, Computer Vision, Multimodal ML, Deepfake Detection, Generative AI, OpenCV, Optical Flow (RAFT), Segmentation (SAM 2), Point-Tracking (CoTracker)</w:t>
+      </w:r>
+    </w:p>
+    <w:p>
+      <w:pPr>
+        <w:pStyle w:val="BodyText"/>
+      </w:pPr>
+      <w:r>
+        <w:rPr>
+          <w:b/>
+          <w:bCs/>
+        </w:rPr>
+        <w:t xml:space="preserve">Machine Learning Frameworks:</w:t>
       </w:r>
       <w:r>
         <w:t xml:space="preserve"> </w:t>
       </w:r>
       <w:r>
-        <w:t xml:space="preserve">Deep Learning, Computer Vision, Multimodal ML, Deepfake Detection, Generative AI, OpenCV, Optical Flow (RAFT), Segmentation (SAM 2), Point-Tracking (CoTracker)</w:t>
+        <w:t xml:space="preserve">PyTorch, TensorFlow, Keras, Hugging Face Transformers, CNNs, DNNs, LSTMs, YOLO, Vision Transformers, Reinforcement Learning, Model Benchmarking, Zero-shot Learning</w:t>
       </w:r>
     </w:p>
     <w:p>
@@ -828,13 +1012,13 @@
           <w:b/>
           <w:bCs/>
         </w:rPr>
-        <w:t xml:space="preserve">Machine Learning Frameworks:</w:t>
+        <w:t xml:space="preserve">Robotics, UAV &amp; Autonomous Systems:</w:t>
       </w:r>
       <w:r>
         <w:t xml:space="preserve"> </w:t>
       </w:r>
       <w:r>
-        <w:t xml:space="preserve">PyTorch, TensorFlow, Keras, Hugging Face Transformers, CNNs, DNNs, LSTMs, YOLO, Vision Transformers, Reinforcement Learning, Model Benchmarking, Zero-shot Learning</w:t>
+        <w:t xml:space="preserve">Embodied AI, ROS, SLAM (3D LiDAR), Perception, Sensor Fusion, Visual-Inertial Odometry (VIO), Autonomous Mobile Robots, Quadcopter Design, UAV Flight Testing, UAV Aeroacoustics, Acoustic Noise Reduction, PX4 Autopilot, ArduPilot, Pixhawk</w:t>
       </w:r>
     </w:p>
     <w:p>
@@ -846,13 +1030,13 @@
           <w:b/>
           <w:bCs/>
         </w:rPr>
-        <w:t xml:space="preserve">Robotics, UAV &amp; Autonomous Systems:</w:t>
+        <w:t xml:space="preserve">Embedded, Hardware &amp; Test:</w:t>
       </w:r>
       <w:r>
         <w:t xml:space="preserve"> </w:t>
       </w:r>
       <w:r>
-        <w:t xml:space="preserve">Embodied AI, ROS, SLAM (3D LiDAR), Perception, Sensor Fusion, Visual-Inertial Odometry (VIO), Autonomous Mobile Robots, Quadcopter Design, UAV Flight Testing, UAV Aeroacoustics, Acoustic Noise Reduction, PX4 Autopilot, ArduPilot, Pixhawk</w:t>
+        <w:t xml:space="preserve">Embedded C / C++, RTOS, Microcontrollers (STM32, Arduino), PID Control, Closed-Loop IoT Control, PCB Design, Firmware Development, Hardware Prototyping, Experimental Design, Test &amp; Validation</w:t>
       </w:r>
     </w:p>
     <w:p>
@@ -864,13 +1048,13 @@
           <w:b/>
           <w:bCs/>
         </w:rPr>
-        <w:t xml:space="preserve">Embedded, Hardware &amp; Test:</w:t>
+        <w:t xml:space="preserve">Engineering Data &amp; Analysis:</w:t>
       </w:r>
       <w:r>
         <w:t xml:space="preserve"> </w:t>
       </w:r>
       <w:r>
-        <w:t xml:space="preserve">Embedded C / C++, RTOS, Microcontrollers (STM32, Arduino), PID Control, Closed-Loop IoT Control, PCB Design, Firmware Development, Hardware Prototyping, Experimental Design, Test &amp; Validation</w:t>
+        <w:t xml:space="preserve">Applied Machine Learning, Predictive Modeling, Regression Analysis, Classification Models, Scikit-learn, Data Preprocessing, Model Evaluation &amp; Validation, Time Series Analysis, Sensor Data Analysis, Fault Detection, Data Visualization, Data-driven Engineering Optimization, Industrial Automation (PLCs), Engineering Data Analysis &amp; Interpretation, Data-driven Decision Making</w:t>
       </w:r>
     </w:p>
     <w:p>
@@ -907,142 +1091,6 @@
       </w:r>
       <w:r>
         <w:t xml:space="preserve">SLURM, GPU Computing (CUDA), NVIDIA HPC Clusters (H200 nodes), Docker, Dev Containers, ONNX Runtime, uv, IoT Integrations, Agile/Scrum Methodologies</w:t>
-      </w:r>
-    </w:p>
-    <w:bookmarkEnd w:id="22"/>
-    <w:bookmarkStart w:id="23" w:name="education"/>
-    <w:p>
-      <w:pPr>
-        <w:pStyle w:val="Heading1"/>
-      </w:pPr>
-      <w:r>
-        <w:t xml:space="preserve">EDUCATION</w:t>
-      </w:r>
-    </w:p>
-    <w:p>
-      <w:pPr>
-        <w:pStyle w:val="EntryHeader"/>
-      </w:pPr>
-      <w:r>
-        <w:rPr>
-          <w:b/>
-          <w:bCs/>
-        </w:rPr>
-        <w:t xml:space="preserve">DigiPen Institute of Technology &amp; SIT</w:t>
-      </w:r>
-      <w:r>
-        <w:br/>
-      </w:r>
-      <w:r>
-        <w:t xml:space="preserve">Aug 2023 – May 2027</w:t>
-      </w:r>
-    </w:p>
-    <w:p>
-      <w:pPr>
-        <w:pStyle w:val="Compact"/>
-        <w:numPr>
-          <w:ilvl w:val="0"/>
-          <w:numId w:val="1017"/>
-        </w:numPr>
-      </w:pPr>
-      <w:r>
-        <w:t xml:space="preserve">B.Eng. Mechatronics Systems</w:t>
-      </w:r>
-    </w:p>
-    <w:p>
-      <w:pPr>
-        <w:pStyle w:val="Compact"/>
-        <w:numPr>
-          <w:ilvl w:val="0"/>
-          <w:numId w:val="1017"/>
-        </w:numPr>
-      </w:pPr>
-      <w:r>
-        <w:t xml:space="preserve">Relevant Coursework: Mechanics, Control Systems, Robotics, Embedded Systems, Machine Learning, Systems and Software Engineering</w:t>
-      </w:r>
-    </w:p>
-    <w:p>
-      <w:pPr>
-        <w:pStyle w:val="EntryHeader"/>
-      </w:pPr>
-      <w:r>
-        <w:rPr>
-          <w:b/>
-          <w:bCs/>
-        </w:rPr>
-        <w:t xml:space="preserve">Ngee Ann Polytechnic</w:t>
-      </w:r>
-      <w:r>
-        <w:br/>
-      </w:r>
-      <w:r>
-        <w:t xml:space="preserve">Sep 2022 – Sep 2023</w:t>
-      </w:r>
-    </w:p>
-    <w:p>
-      <w:pPr>
-        <w:pStyle w:val="Compact"/>
-        <w:numPr>
-          <w:ilvl w:val="0"/>
-          <w:numId w:val="1018"/>
-        </w:numPr>
-      </w:pPr>
-      <w:r>
-        <w:t xml:space="preserve">Specialist Diploma in Robotics Engineering (SGInnovate PowerX)</w:t>
-      </w:r>
-    </w:p>
-    <w:p>
-      <w:pPr>
-        <w:pStyle w:val="Compact"/>
-        <w:numPr>
-          <w:ilvl w:val="0"/>
-          <w:numId w:val="1018"/>
-        </w:numPr>
-      </w:pPr>
-      <w:r>
-        <w:t xml:space="preserve">Relevant Coursework: Autonomous Robot Navigation, Machine Learning/Deep Learning for Robotics, Computer Vision</w:t>
-      </w:r>
-    </w:p>
-    <w:p>
-      <w:pPr>
-        <w:pStyle w:val="EntryHeader"/>
-      </w:pPr>
-      <w:r>
-        <w:rPr>
-          <w:b/>
-          <w:bCs/>
-        </w:rPr>
-        <w:t xml:space="preserve">Singapore Polytechnic</w:t>
-      </w:r>
-      <w:r>
-        <w:br/>
-      </w:r>
-      <w:r>
-        <w:t xml:space="preserve">Apr 2017 – Sep 2020</w:t>
-      </w:r>
-    </w:p>
-    <w:p>
-      <w:pPr>
-        <w:pStyle w:val="Compact"/>
-        <w:numPr>
-          <w:ilvl w:val="0"/>
-          <w:numId w:val="1019"/>
-        </w:numPr>
-      </w:pPr>
-      <w:r>
-        <w:t xml:space="preserve">Diploma in Mechatronics and Robotics</w:t>
-      </w:r>
-    </w:p>
-    <w:p>
-      <w:pPr>
-        <w:pStyle w:val="Compact"/>
-        <w:numPr>
-          <w:ilvl w:val="0"/>
-          <w:numId w:val="1019"/>
-        </w:numPr>
-      </w:pPr>
-      <w:r>
-        <w:t xml:space="preserve">Internship grade of B+; coursework in Microcontroller Applications, PLCs, and Robotics Integration</w:t>
       </w:r>
     </w:p>
     <w:bookmarkEnd w:id="23"/>
@@ -1064,7 +1112,7 @@
         </w:numPr>
       </w:pPr>
       <w:r>
-        <w:t xml:space="preserve">MOE (Ministry of Education) Instructor Certification (Achieved at age 18) — Valid Oct 2018 – Oct 2026</w:t>
+        <w:t xml:space="preserve">MOE (Ministry of Education) Instructor Certification (Achieved at age 18) — Valid Oct 2018 – Oct 2026 (renewing)</w:t>
       </w:r>
     </w:p>
     <w:p>
@@ -1140,7 +1188,7 @@
         </w:numPr>
       </w:pPr>
       <w:r>
-        <w:t xml:space="preserve">Supported event operations, workshops, logistics, and attendee experience at ROSCon Singapore 2025, the annual ROS developer conference.</w:t>
+        <w:t xml:space="preserve">Supported event operations, logistics, and attendee experience at ROSCon Singapore 2025, the annual ROS developer conference with ~1,000 participants from 52 countries, including helping run 3 workshops.</w:t>
       </w:r>
     </w:p>
     <w:p>
@@ -1168,7 +1216,10 @@
       </w:r>
     </w:p>
     <w:bookmarkEnd w:id="25"/>
-    <w:sectPr/>
+    <w:sectPr>
+      <w:pgSz w:h="16838" w:w="11906"/>
+      <w:pgMar w:bottom="1224" w:footer="0" w:gutter="0" w:header="0" w:left="1224" w:right="1224" w:top="1008"/>
+    </w:sectPr>
   </w:body>
 </w:document>
 </file>
@@ -1435,7 +1486,7 @@
     </w:rPrDefault>
     <w:pPrDefault>
       <w:pPr>
-        <w:spacing w:after="200"/>
+        <w:spacing w:after="0" w:before="0" w:line="240" w:lineRule="auto"/>
       </w:pPr>
     </w:pPrDefault>
   </w:docDefaults>
@@ -1444,7 +1495,7 @@
     <w:name w:val="Normal"/>
     <w:qFormat/>
     <w:rPr>
-      <w:sz w:val="18"/>
+      <w:sz w:val="17"/>
     </w:rPr>
   </w:style>
   <w:style w:styleId="BodyText" w:type="paragraph">
@@ -1453,7 +1504,7 @@
     <w:link w:val="BodyTextChar"/>
     <w:qFormat/>
     <w:pPr>
-      <w:spacing w:after="180" w:before="180"/>
+      <w:spacing w:after="0" w:before="0"/>
     </w:pPr>
   </w:style>
   <w:style w:customStyle="1" w:styleId="FirstParagraph" w:type="paragraph">
@@ -1467,7 +1518,7 @@
     <w:basedOn w:val="BodyText"/>
     <w:qFormat/>
     <w:pPr>
-      <w:spacing w:after="36" w:before="36"/>
+      <w:spacing w:after="20" w:before="0"/>
     </w:pPr>
   </w:style>
   <w:style w:styleId="Title" w:type="paragraph">
@@ -1486,7 +1537,7 @@
       <w:b/>
       <w:bCs/>
       <w:color w:themeColor="accent1" w:themeShade="B5" w:val="1F4E79"/>
-      <w:sz w:val="36"/>
+      <w:sz w:val="35"/>
       <w:szCs w:val="36"/>
     </w:rPr>
   </w:style>
@@ -1579,7 +1630,7 @@
       <w:pBdr>
         <w:bottom w:color="808080" w:space="4" w:sz="6" w:val="single"/>
       </w:pBdr>
-      <w:spacing w:after="0" w:before="480"/>
+      <w:spacing w:after="120" w:before="200"/>
       <w:outlineLvl w:val="0"/>
     </w:pPr>
     <w:rPr>
@@ -1588,7 +1639,7 @@
       <w:bCs/>
       <w:caps/>
       <w:color w:themeColor="accent1" w:val="808080"/>
-      <w:sz w:val="30"/>
+      <w:sz w:val="29"/>
       <w:szCs w:val="32"/>
     </w:rPr>
   </w:style>
@@ -1932,18 +1983,19 @@
     <w:rPr>
       <w:b/>
       <w:color w:val="1F4E79"/>
-      <w:sz w:val="36"/>
+      <w:sz w:val="35"/>
     </w:rPr>
   </w:style>
   <w:style w:styleId="EntryHeader" w:type="paragraph">
     <w:name w:val="Entry Header"/>
     <w:basedOn w:val="Normal"/>
     <w:pPr>
+      <w:keepNext/>
+      <w:keepLines/>
       <w:spacing w:before="120"/>
     </w:pPr>
     <w:rPr>
-      <w:b/>
-      <w:sz w:val="24"/>
+      <w:sz w:val="23"/>
     </w:rPr>
   </w:style>
   <w:style w:type="paragraph" w:customStyle="1" w:styleId="SourceCode">
